--- a/downloads/documents/04 Units/Unit 05 - Apparel and Textile Production and Design - Make It, Mend It, Wear It/Lesson 05.02 - What Clothing Communicates.docx
+++ b/downloads/documents/04 Units/Unit 05 - Apparel and Textile Production and Design - Make It, Mend It, Wear It/Lesson 05.02 - What Clothing Communicates.docx
@@ -351,7 +351,7 @@
         <w:t xml:space="preserve">Vocabulary 05.md</w:t>
       </w:r>
       <w:r>
-        <w:t xml:space="preserve">) for Turkish, Portuguese, and Spanish.</w:t>
+        <w:t xml:space="preserve">) for Spanish.</w:t>
       </w:r>
     </w:p>
     <w:p>
@@ -1263,7 +1263,7 @@
         <w:pStyle w:val="Compact"/>
       </w:pPr>
       <w:r>
-        <w:t xml:space="preserve">ELL: the four-channel slide is a picture diagram, not text; the cultural dress slide is all images with labels; Part 2 is a grid with sentence frames, not paragraph writing; the agreement is copied, not composed, so an ELL student can take the line in English and write the reason in their first language in the margin. Word bank with Turkish, Portuguese, and Spanish for impression, uniform, costume, culture, agreement, respect (see</w:t>
+        <w:t xml:space="preserve">ELL: the four-channel slide is a picture diagram, not text; the cultural dress slide is all images with labels; Part 2 is a grid with sentence frames, not paragraph writing; the agreement is copied, not composed, so an ELL student can take the line in English and write the reason in their first language in the margin. Word bank with Spanish for impression, uniform, costume, culture, agreement, respect (see</w:t>
       </w:r>
       <w:r>
         <w:t xml:space="preserve"> </w:t>
